--- a/docs/EBAM_GCode_Studio_Rukovodstvo_operatora.docx
+++ b/docs/EBAM_GCode_Studio_Rukovodstvo_operatora.docx
@@ -87,7 +87,7 @@
           <w:sz w:val="26"/>
           <w:szCs w:val="26"/>
         </w:rPr>
-        <w:t xml:space="preserve">версия 4.2.9.29</w:t>
+        <w:t xml:space="preserve">версия 4.2.9.32</w:t>
       </w:r>
     </w:p>
     <w:p>
@@ -2719,7 +2719,14 @@
         </w:rPr>
         <w:t xml:space="preserve">Рассчитывать управляющую программу (G-code) </w:t>
       </w:r>
-      <text>по 3D-модели (STL) или по простым параметрам (цилиндр, чаша, диск, пластина и другие фигуры).</text>
+      <w:r>
+        <w:rPr>
+          <w:rFonts w:ascii="Times New Roman" w:cs="Times New Roman" w:eastAsia="Times New Roman" w:hAnsi="Times New Roman"/>
+          <w:sz w:val="22"/>
+          <w:szCs w:val="22"/>
+        </w:rPr>
+        <w:t xml:space="preserve">по 3D-модели (STL) или по простым параметрам (цилиндр, чаша, диск, пластина и другие фигуры).</w:t>
+      </w:r>
     </w:p>
     <w:p>
       <w:pPr>
@@ -2740,7 +2747,14 @@
         </w:rPr>
         <w:t xml:space="preserve">Подбирать безопасные технологические режимы </w:t>
       </w:r>
-      <text>— ток электронного луча, скорость подачи проволоки, скорость движения — с проверкой на превышение допустимых пределов.</text>
+      <w:r>
+        <w:rPr>
+          <w:rFonts w:ascii="Times New Roman" w:cs="Times New Roman" w:eastAsia="Times New Roman" w:hAnsi="Times New Roman"/>
+          <w:sz w:val="22"/>
+          <w:szCs w:val="22"/>
+        </w:rPr>
+        <w:t xml:space="preserve">— ток электронного луча, скорость подачи проволоки, скорость движения — с проверкой на превышение допустимых пределов.</w:t>
+      </w:r>
     </w:p>
     <w:p>
       <w:pPr>
@@ -2761,7 +2775,14 @@
         </w:rPr>
         <w:t xml:space="preserve">Удерживать плотность энергии в безопасном диапазоне </w:t>
       </w:r>
-      <text>по всей детали — не давать проволоке «убегать» из сварочной ванны на широких участках (подробнее в разделе 4.9).</text>
+      <w:r>
+        <w:rPr>
+          <w:rFonts w:ascii="Times New Roman" w:cs="Times New Roman" w:eastAsia="Times New Roman" w:hAnsi="Times New Roman"/>
+          <w:sz w:val="22"/>
+          <w:szCs w:val="22"/>
+        </w:rPr>
+        <w:t xml:space="preserve">по всей детали — не давать проволоке «убегать» из сварочной ванны на широких участках (подробнее в разделе 4.9).</w:t>
+      </w:r>
     </w:p>
     <w:p>
       <w:pPr>
@@ -2782,7 +2803,14 @@
         </w:rPr>
         <w:t xml:space="preserve">Подгонять режим под желаемое время </w:t>
       </w:r>
-      <text>изготовления детали, честно показывая, что реально получится, а что нет.</text>
+      <w:r>
+        <w:rPr>
+          <w:rFonts w:ascii="Times New Roman" w:cs="Times New Roman" w:eastAsia="Times New Roman" w:hAnsi="Times New Roman"/>
+          <w:sz w:val="22"/>
+          <w:szCs w:val="22"/>
+        </w:rPr>
+        <w:t xml:space="preserve">изготовления детали, честно показывая, что реально получится, а что нет.</w:t>
+      </w:r>
     </w:p>
     <w:p>
       <w:pPr>
@@ -2803,7 +2831,14 @@
         </w:rPr>
         <w:t xml:space="preserve">Добавлять тепловые паузы </w:t>
       </w:r>
-      <text>между слоями там, где деталь не успевает остыть, — автоматически.</text>
+      <w:r>
+        <w:rPr>
+          <w:rFonts w:ascii="Times New Roman" w:cs="Times New Roman" w:eastAsia="Times New Roman" w:hAnsi="Times New Roman"/>
+          <w:sz w:val="22"/>
+          <w:szCs w:val="22"/>
+        </w:rPr>
+        <w:t xml:space="preserve">между слоями там, где деталь не успевает остыть, — автоматически.</w:t>
+      </w:r>
     </w:p>
     <w:p>
       <w:pPr>
@@ -2824,7 +2859,14 @@
         </w:rPr>
         <w:t xml:space="preserve">Проверять готовую программу </w:t>
       </w:r>
-      <text>перед отправкой на станок — светофором «зелёный / жёлтый / красный» по ключевым показателям безопасности.</text>
+      <w:r>
+        <w:rPr>
+          <w:rFonts w:ascii="Times New Roman" w:cs="Times New Roman" w:eastAsia="Times New Roman" w:hAnsi="Times New Roman"/>
+          <w:sz w:val="22"/>
+          <w:szCs w:val="22"/>
+        </w:rPr>
+        <w:t xml:space="preserve">перед отправкой на станок — светофором «зелёный / жёлтый / красный» по ключевым показателям безопасности.</w:t>
+      </w:r>
     </w:p>
     <w:p>
       <w:pPr>
@@ -2845,7 +2887,14 @@
         </w:rPr>
         <w:t xml:space="preserve">Показывать деталь послойно </w:t>
       </w:r>
-      <text>с раскраской по показателям процесса — до того, как что-либо будет наплавлено.</text>
+      <w:r>
+        <w:rPr>
+          <w:rFonts w:ascii="Times New Roman" w:cs="Times New Roman" w:eastAsia="Times New Roman" w:hAnsi="Times New Roman"/>
+          <w:sz w:val="22"/>
+          <w:szCs w:val="22"/>
+        </w:rPr>
+        <w:t xml:space="preserve">с раскраской по показателям процесса — до того, как что-либо будет наплавлено.</w:t>
+      </w:r>
     </w:p>
     <w:p>
       <w:pPr>
@@ -2866,7 +2915,14 @@
         </w:rPr>
         <w:t xml:space="preserve">Хранить профили режимов и журнал наплавок </w:t>
       </w:r>
-      <text>для повторного использования успешных настроек.</text>
+      <w:r>
+        <w:rPr>
+          <w:rFonts w:ascii="Times New Roman" w:cs="Times New Roman" w:eastAsia="Times New Roman" w:hAnsi="Times New Roman"/>
+          <w:sz w:val="22"/>
+          <w:szCs w:val="22"/>
+        </w:rPr>
+        <w:t xml:space="preserve">для повторного использования успешных настроек.</w:t>
+      </w:r>
     </w:p>
     <w:p>
       <w:pPr>
@@ -3999,7 +4055,7 @@
       <w:r>
         <w:drawing>
           <wp:inline distT="0" distB="0" distL="0" distR="0">
-            <wp:extent cx="5581650" cy="3438525"/>
+            <wp:extent cx="5762625" cy="8712369"/>
             <wp:effectExtent t="0" r="0" b="0" l="0"/>
             <wp:docPr id="1" name="" descr="" title=""/>
             <wp:cNvGraphicFramePr>
@@ -4024,7 +4080,7 @@
                   <pic:spPr bwMode="auto">
                     <a:xfrm>
                       <a:off x="0" y="0"/>
-                      <a:ext cx="5581650" cy="3438525"/>
+                      <a:ext cx="5762625" cy="8712369"/>
                     </a:xfrm>
                     <a:prstGeom prst="rect">
                       <a:avLst/>
@@ -4428,6 +4484,69 @@
     </w:tbl>
     <w:p>
       <w:pPr>
+        <w:spacing w:after="60" w:before="160"/>
+        <w:jc w:val="center"/>
+      </w:pPr>
+      <w:r>
+        <w:drawing>
+          <wp:inline distT="0" distB="0" distL="0" distR="0">
+            <wp:extent cx="5762625" cy="8640336"/>
+            <wp:effectExtent t="0" r="0" b="0" l="0"/>
+            <wp:docPr id="901" name="" descr="" title=""/>
+            <wp:cNvGraphicFramePr>
+              <a:graphicFrameLocks xmlns:a="http://schemas.openxmlformats.org/drawingml/2006/main" noChangeAspect="1"/>
+            </wp:cNvGraphicFramePr>
+            <a:graphic xmlns:a="http://schemas.openxmlformats.org/drawingml/2006/main">
+              <a:graphicData uri="http://schemas.openxmlformats.org/drawingml/2006/picture">
+                <pic:pic xmlns:pic="http://schemas.openxmlformats.org/drawingml/2006/picture">
+                  <pic:nvPicPr>
+                    <pic:cNvPr id="801" name="" descr=""/>
+                    <pic:cNvPicPr>
+                      <a:picLocks noChangeAspect="1" noChangeArrowheads="1"/>
+                    </pic:cNvPicPr>
+                  </pic:nvPicPr>
+                  <pic:blipFill>
+                    <a:blip r:embed="rId101" cstate="none"/>
+                    <a:srcRect/>
+                    <a:stretch>
+                      <a:fillRect/>
+                    </a:stretch>
+                  </pic:blipFill>
+                  <pic:spPr bwMode="auto">
+                    <a:xfrm>
+                      <a:off x="0" y="0"/>
+                      <a:ext cx="5762625" cy="8640336"/>
+                    </a:xfrm>
+                    <a:prstGeom prst="rect">
+                      <a:avLst/>
+                    </a:prstGeom>
+                  </pic:spPr>
+                </pic:pic>
+              </a:graphicData>
+            </a:graphic>
+          </wp:inline>
+        </w:drawing>
+      </w:r>
+    </w:p>
+    <w:p>
+      <w:pPr>
+        <w:spacing w:after="220"/>
+        <w:jc w:val="center"/>
+      </w:pPr>
+      <w:r>
+        <w:rPr>
+          <w:rFonts w:ascii="Times New Roman" w:cs="Times New Roman" w:eastAsia="Times New Roman" w:hAnsi="Times New Roman"/>
+          <w:i/>
+          <w:iCs/>
+          <w:color w:val="555555"/>
+          <w:sz w:val="19"/>
+          <w:szCs w:val="19"/>
+        </w:rPr>
+        <w:t xml:space="preserve">Рисунок 9 — Простой режим: форма целиком со строкой плотности энергии наплавки (QV)</w:t>
+      </w:r>
+    </w:p>
+    <w:p>
+      <w:pPr>
         <w:spacing w:after="120"/>
       </w:pPr>
     </w:p>
@@ -4561,9 +4680,9 @@
       <w:r>
         <w:drawing>
           <wp:inline distT="0" distB="0" distL="0" distR="0">
-            <wp:extent cx="5762625" cy="1647825"/>
+            <wp:extent cx="5762625" cy="298067"/>
             <wp:effectExtent t="0" r="0" b="0" l="0"/>
-            <wp:docPr id="1" name="" descr="" title=""/>
+            <wp:docPr id="2" name="" descr="" title=""/>
             <wp:cNvGraphicFramePr>
               <a:graphicFrameLocks xmlns:a="http://schemas.openxmlformats.org/drawingml/2006/main" noChangeAspect="1"/>
             </wp:cNvGraphicFramePr>
@@ -4586,7 +4705,7 @@
                   <pic:spPr bwMode="auto">
                     <a:xfrm>
                       <a:off x="0" y="0"/>
-                      <a:ext cx="5762625" cy="1647825"/>
+                      <a:ext cx="5762625" cy="298067"/>
                     </a:xfrm>
                     <a:prstGeom prst="rect">
                       <a:avLst/>
@@ -5866,7 +5985,15 @@
         </w:rPr>
         <w:t xml:space="preserve">STL 3D </w:t>
       </w:r>
-      <text>— загружается готовый файл 3D-модели. Это основной вариант для реальных деталей по чертежу.</text>
+      <w:r>
+        <w:rPr>
+          <w:rFonts w:ascii="Times New Roman" w:cs="Times New Roman" w:eastAsia="Times New Roman" w:hAnsi="Times New Roman"/>
+          <w:color w:val="2B3A55"/>
+          <w:sz w:val="26"/>
+          <w:szCs w:val="26"/>
+        </w:rPr>
+        <w:t xml:space="preserve">— загружается готовый файл 3D-модели. Это основной вариант для реальных деталей по чертежу.</w:t>
+      </w:r>
     </w:p>
     <w:p>
       <w:pPr>
@@ -5887,7 +6014,14 @@
         </w:rPr>
         <w:t xml:space="preserve">Простые фигуры </w:t>
       </w:r>
-      <text>(цилиндр, диск, чаша, звезда, многоугольник и другие) — форма задаётся числами (диаметр, высота и т.п.) без загрузки файла. Удобно для образцов и тестовых деталей.</text>
+      <w:r>
+        <w:rPr>
+          <w:rFonts w:ascii="Times New Roman" w:cs="Times New Roman" w:eastAsia="Times New Roman" w:hAnsi="Times New Roman"/>
+          <w:sz w:val="22"/>
+          <w:szCs w:val="22"/>
+        </w:rPr>
+        <w:t xml:space="preserve">(цилиндр, диск, чаша, звезда, многоугольник и другие) — форма задаётся числами (диаметр, высота и т.п.) без загрузки файла. Удобно для образцов и тестовых деталей.</w:t>
+      </w:r>
     </w:p>
     <w:p>
       <w:pPr>
@@ -6033,7 +6167,17 @@
         </w:rPr>
         <w:t xml:space="preserve">Какие исходные оси станут X/Y/Z </w:t>
       </w:r>
-      <text>— выбор соответствия осей модели и осей станка (например, если в CAD высота детали была по оси Y, а на станке должна стать по оси Z).</text>
+      <w:r>
+        <w:rPr>
+          <w:rFonts w:ascii="Times New Roman" w:cs="Times New Roman" w:eastAsia="Times New Roman" w:hAnsi="Times New Roman"/>
+          <w:i/>
+          <w:iCs/>
+          <w:color w:val="2B3A55"/>
+          <w:sz w:val="23"/>
+          <w:szCs w:val="23"/>
+        </w:rPr>
+        <w:t xml:space="preserve">— выбор соответствия осей модели и осей станка (например, если в CAD высота детали была по оси Y, а на станке должна стать по оси Z).</w:t>
+      </w:r>
     </w:p>
     <w:p>
       <w:pPr>
@@ -6054,7 +6198,14 @@
         </w:rPr>
         <w:t xml:space="preserve">Rx, Ry, Rz </w:t>
       </w:r>
-      <text>— дополнительный поворот модели в градусах вокруг каждой оси, если требуется тонкая подстройка (например, наклон 90° для фланца, лежащего на боку в файле).</text>
+      <w:r>
+        <w:rPr>
+          <w:rFonts w:ascii="Times New Roman" w:cs="Times New Roman" w:eastAsia="Times New Roman" w:hAnsi="Times New Roman"/>
+          <w:sz w:val="22"/>
+          <w:szCs w:val="22"/>
+        </w:rPr>
+        <w:t xml:space="preserve">— дополнительный поворот модели в градусах вокруг каждой оси, если требуется тонкая подстройка (например, наклон 90° для фланца, лежащего на боку в файле).</w:t>
+      </w:r>
     </w:p>
     <w:p>
       <w:pPr>
@@ -6075,7 +6226,14 @@
         </w:rPr>
         <w:t xml:space="preserve">Зеркально по X / Y / Z </w:t>
       </w:r>
-      <text>— отражение модели, если она оказалась «зеркальной» относительно нужной ориентации.</text>
+      <w:r>
+        <w:rPr>
+          <w:rFonts w:ascii="Times New Roman" w:cs="Times New Roman" w:eastAsia="Times New Roman" w:hAnsi="Times New Roman"/>
+          <w:sz w:val="22"/>
+          <w:szCs w:val="22"/>
+        </w:rPr>
+        <w:t xml:space="preserve">— отражение модели, если она оказалась «зеркальной» относительно нужной ориентации.</w:t>
+      </w:r>
     </w:p>
     <w:tbl>
       <w:tblPr>
@@ -6138,6 +6296,69 @@
     </w:tbl>
     <w:p>
       <w:pPr>
+        <w:spacing w:after="60" w:before="160"/>
+        <w:jc w:val="center"/>
+      </w:pPr>
+      <w:r>
+        <w:drawing>
+          <wp:inline distT="0" distB="0" distL="0" distR="0">
+            <wp:extent cx="5762625" cy="5045899"/>
+            <wp:effectExtent t="0" r="0" b="0" l="0"/>
+            <wp:docPr id="903" name="" descr="" title=""/>
+            <wp:cNvGraphicFramePr>
+              <a:graphicFrameLocks xmlns:a="http://schemas.openxmlformats.org/drawingml/2006/main" noChangeAspect="1"/>
+            </wp:cNvGraphicFramePr>
+            <a:graphic xmlns:a="http://schemas.openxmlformats.org/drawingml/2006/main">
+              <a:graphicData uri="http://schemas.openxmlformats.org/drawingml/2006/picture">
+                <pic:pic xmlns:pic="http://schemas.openxmlformats.org/drawingml/2006/picture">
+                  <pic:nvPicPr>
+                    <pic:cNvPr id="803" name="" descr=""/>
+                    <pic:cNvPicPr>
+                      <a:picLocks noChangeAspect="1" noChangeArrowheads="1"/>
+                    </pic:cNvPicPr>
+                  </pic:nvPicPr>
+                  <pic:blipFill>
+                    <a:blip r:embed="rId103" cstate="none"/>
+                    <a:srcRect/>
+                    <a:stretch>
+                      <a:fillRect/>
+                    </a:stretch>
+                  </pic:blipFill>
+                  <pic:spPr bwMode="auto">
+                    <a:xfrm>
+                      <a:off x="0" y="0"/>
+                      <a:ext cx="5762625" cy="5045899"/>
+                    </a:xfrm>
+                    <a:prstGeom prst="rect">
+                      <a:avLst/>
+                    </a:prstGeom>
+                  </pic:spPr>
+                </pic:pic>
+              </a:graphicData>
+            </a:graphic>
+          </wp:inline>
+        </w:drawing>
+      </w:r>
+    </w:p>
+    <w:p>
+      <w:pPr>
+        <w:spacing w:after="220"/>
+        <w:jc w:val="center"/>
+      </w:pPr>
+      <w:r>
+        <w:rPr>
+          <w:rFonts w:ascii="Times New Roman" w:cs="Times New Roman" w:eastAsia="Times New Roman" w:hAnsi="Times New Roman"/>
+          <w:i/>
+          <w:iCs/>
+          <w:color w:val="555555"/>
+          <w:sz w:val="19"/>
+          <w:szCs w:val="19"/>
+        </w:rPr>
+        <w:t xml:space="preserve">Рисунок 11 — Вкладка «Предпросмотр»: 3D-модель и сечение с траекториями</w:t>
+      </w:r>
+    </w:p>
+    <w:p>
+      <w:pPr>
         <w:pStyle w:val="Heading2"/>
         <w:spacing w:after="160" w:before="340"/>
       </w:pPr>
@@ -6186,7 +6407,15 @@
         </w:rPr>
         <w:t xml:space="preserve">Материал </w:t>
       </w:r>
-      <text>— выбор проволоки из списка (например, «Нержавеющая сталь, проволока 1»). Для каждого материала в программе хранится базовый профиль параметров, накопленный по предыдущим опытам.</text>
+      <w:r>
+        <w:rPr>
+          <w:rFonts w:ascii="Times New Roman" w:cs="Times New Roman" w:eastAsia="Times New Roman" w:hAnsi="Times New Roman"/>
+          <w:color w:val="2E5FA3"/>
+          <w:sz w:val="21"/>
+          <w:szCs w:val="21"/>
+        </w:rPr>
+        <w:t xml:space="preserve">— выбор проволоки из списка (например, «Нержавеющая сталь, проволока 1»). Для каждого материала в программе хранится базовый профиль параметров, накопленный по предыдущим опытам.</w:t>
+      </w:r>
     </w:p>
     <w:p>
       <w:pPr>
@@ -6207,7 +6436,14 @@
         </w:rPr>
         <w:t xml:space="preserve">Цель </w:t>
       </w:r>
-      <text>— «Качество», «Баланс» или «Скорость». Влияет на выбор стартовых значений энергии, скорости и шага — качество даёт более тонкие слои и более плотное перекрытие, скорость — наоборот.</text>
+      <w:r>
+        <w:rPr>
+          <w:rFonts w:ascii="Times New Roman" w:cs="Times New Roman" w:eastAsia="Times New Roman" w:hAnsi="Times New Roman"/>
+          <w:sz w:val="22"/>
+          <w:szCs w:val="22"/>
+        </w:rPr>
+        <w:t xml:space="preserve">— «Качество», «Баланс» или «Скорость». Влияет на выбор стартовых значений энергии, скорости и шага — качество даёт более тонкие слои и более плотное перекрытие, скорость — наоборот.</w:t>
+      </w:r>
     </w:p>
     <w:tbl>
       <w:tblPr>
@@ -7397,9 +7633,9 @@
       <w:r>
         <w:drawing>
           <wp:inline distT="0" distB="0" distL="0" distR="0">
-            <wp:extent cx="5762625" cy="2381250"/>
+            <wp:extent cx="5762625" cy="1405518"/>
             <wp:effectExtent t="0" r="0" b="0" l="0"/>
-            <wp:docPr id="1" name="" descr="" title=""/>
+            <wp:docPr id="3" name="" descr="" title=""/>
             <wp:cNvGraphicFramePr>
               <a:graphicFrameLocks xmlns:a="http://schemas.openxmlformats.org/drawingml/2006/main" noChangeAspect="1"/>
             </wp:cNvGraphicFramePr>
@@ -7422,7 +7658,7 @@
                   <pic:spPr bwMode="auto">
                     <a:xfrm>
                       <a:off x="0" y="0"/>
-                      <a:ext cx="5762625" cy="2381250"/>
+                      <a:ext cx="5762625" cy="1405518"/>
                     </a:xfrm>
                     <a:prstGeom prst="rect">
                       <a:avLst/>
@@ -7450,6 +7686,69 @@
           <w:szCs w:val="19"/>
         </w:rPr>
         <w:t xml:space="preserve">Рисунок 3 — Модели перекрытия валиков TOM и FOM: расстояние между центрами валиков как доля их ширины</w:t>
+      </w:r>
+    </w:p>
+    <w:p>
+      <w:pPr>
+        <w:spacing w:after="60" w:before="160"/>
+        <w:jc w:val="center"/>
+      </w:pPr>
+      <w:r>
+        <w:drawing>
+          <wp:inline distT="0" distB="0" distL="0" distR="0">
+            <wp:extent cx="5762625" cy="960438"/>
+            <wp:effectExtent t="0" r="0" b="0" l="0"/>
+            <wp:docPr id="904" name="" descr="" title=""/>
+            <wp:cNvGraphicFramePr>
+              <a:graphicFrameLocks xmlns:a="http://schemas.openxmlformats.org/drawingml/2006/main" noChangeAspect="1"/>
+            </wp:cNvGraphicFramePr>
+            <a:graphic xmlns:a="http://schemas.openxmlformats.org/drawingml/2006/main">
+              <a:graphicData uri="http://schemas.openxmlformats.org/drawingml/2006/picture">
+                <pic:pic xmlns:pic="http://schemas.openxmlformats.org/drawingml/2006/picture">
+                  <pic:nvPicPr>
+                    <pic:cNvPr id="804" name="" descr=""/>
+                    <pic:cNvPicPr>
+                      <a:picLocks noChangeAspect="1" noChangeArrowheads="1"/>
+                    </pic:cNvPicPr>
+                  </pic:nvPicPr>
+                  <pic:blipFill>
+                    <a:blip r:embed="rId104" cstate="none"/>
+                    <a:srcRect/>
+                    <a:stretch>
+                      <a:fillRect/>
+                    </a:stretch>
+                  </pic:blipFill>
+                  <pic:spPr bwMode="auto">
+                    <a:xfrm>
+                      <a:off x="0" y="0"/>
+                      <a:ext cx="5762625" cy="960438"/>
+                    </a:xfrm>
+                    <a:prstGeom prst="rect">
+                      <a:avLst/>
+                    </a:prstGeom>
+                  </pic:spPr>
+                </pic:pic>
+              </a:graphicData>
+            </a:graphic>
+          </wp:inline>
+        </w:drawing>
+      </w:r>
+    </w:p>
+    <w:p>
+      <w:pPr>
+        <w:spacing w:after="220"/>
+        <w:jc w:val="center"/>
+      </w:pPr>
+      <w:r>
+        <w:rPr>
+          <w:rFonts w:ascii="Times New Roman" w:cs="Times New Roman" w:eastAsia="Times New Roman" w:hAnsi="Times New Roman"/>
+          <w:i/>
+          <w:iCs/>
+          <w:color w:val="555555"/>
+          <w:sz w:val="19"/>
+          <w:szCs w:val="19"/>
+        </w:rPr>
+        <w:t xml:space="preserve">Рисунок 12 — Мастер калибровки: ввод замера валика (ширина, высота, модель перекрытия)</w:t>
       </w:r>
     </w:p>
     <w:tbl>
@@ -8067,9 +8366,9 @@
       <w:r>
         <w:drawing>
           <wp:inline distT="0" distB="0" distL="0" distR="0">
-            <wp:extent cx="5762625" cy="2952750"/>
+            <wp:extent cx="1950720" cy="2621280"/>
             <wp:effectExtent t="0" r="0" b="0" l="0"/>
-            <wp:docPr id="1" name="" descr="" title=""/>
+            <wp:docPr id="4" name="" descr="" title=""/>
             <wp:cNvGraphicFramePr>
               <a:graphicFrameLocks xmlns:a="http://schemas.openxmlformats.org/drawingml/2006/main" noChangeAspect="1"/>
             </wp:cNvGraphicFramePr>
@@ -8092,7 +8391,7 @@
                   <pic:spPr bwMode="auto">
                     <a:xfrm>
                       <a:off x="0" y="0"/>
-                      <a:ext cx="5762625" cy="2952750"/>
+                      <a:ext cx="1950720" cy="2621280"/>
                     </a:xfrm>
                     <a:prstGeom prst="rect">
                       <a:avLst/>
@@ -8141,7 +8440,15 @@
         </w:rPr>
         <w:t xml:space="preserve">Зона 1 — малые радиусы. </w:t>
       </w:r>
-      <text>Скорость стола держится на максимуме, линейная скорость там и так невысокая — подача проволоки растёт постепенно и безопасно.</text>
+      <w:r>
+        <w:rPr>
+          <w:rFonts w:ascii="Times New Roman" w:cs="Times New Roman" w:eastAsia="Times New Roman" w:hAnsi="Times New Roman"/>
+          <w:color w:val="2E8B57"/>
+          <w:sz w:val="21"/>
+          <w:szCs w:val="21"/>
+        </w:rPr>
+        <w:t xml:space="preserve">Скорость стола держится на максимуме, линейная скорость там и так невысокая — подача проволоки растёт постепенно и безопасно.</w:t>
+      </w:r>
     </w:p>
     <w:p>
       <w:pPr>
@@ -8162,7 +8469,14 @@
         </w:rPr>
         <w:t xml:space="preserve">Зона 2 — средние радиусы. </w:t>
       </w:r>
-      <text>Скорость стола начинает плавно снижаться, чтобы линейная скорость наплавки перестала расти дальше и держалась на комфортном уровне.</text>
+      <w:r>
+        <w:rPr>
+          <w:rFonts w:ascii="Times New Roman" w:cs="Times New Roman" w:eastAsia="Times New Roman" w:hAnsi="Times New Roman"/>
+          <w:sz w:val="22"/>
+          <w:szCs w:val="22"/>
+        </w:rPr>
+        <w:t xml:space="preserve">Скорость стола начинает плавно снижаться, чтобы линейная скорость наплавки перестала расти дальше и держалась на комфортном уровне.</w:t>
+      </w:r>
     </w:p>
     <w:p>
       <w:pPr>
@@ -8183,7 +8497,14 @@
         </w:rPr>
         <w:t xml:space="preserve">Зона 3 — большие (внешние) радиусы. </w:t>
       </w:r>
-      <text>Скорость стола упирается в нижний технологический предел (обычно 450 °/мин) и снижаться дальше не может. Вместо разгона подачи проволоки программа немного уплотняет шаг между кольцами — так объём наплавляемого металла остаётся прежним, а подача проволоки не растёт.</text>
+      <w:r>
+        <w:rPr>
+          <w:rFonts w:ascii="Times New Roman" w:cs="Times New Roman" w:eastAsia="Times New Roman" w:hAnsi="Times New Roman"/>
+          <w:sz w:val="22"/>
+          <w:szCs w:val="22"/>
+        </w:rPr>
+        <w:t xml:space="preserve">Скорость стола упирается в нижний технологический предел (обычно 450 °/мин) и снижаться дальше не может. Вместо разгона подачи проволоки программа немного уплотняет шаг между кольцами — так объём наплавляемого металла остаётся прежним, а подача проволоки не растёт.</w:t>
+      </w:r>
     </w:p>
     <w:p>
       <w:pPr>
@@ -8767,9 +9088,9 @@
       <w:r>
         <w:drawing>
           <wp:inline distT="0" distB="0" distL="0" distR="0">
-            <wp:extent cx="5762625" cy="2219325"/>
+            <wp:extent cx="2011680" cy="2438400"/>
             <wp:effectExtent t="0" r="0" b="0" l="0"/>
-            <wp:docPr id="1" name="" descr="" title=""/>
+            <wp:docPr id="5" name="" descr="" title=""/>
             <wp:cNvGraphicFramePr>
               <a:graphicFrameLocks xmlns:a="http://schemas.openxmlformats.org/drawingml/2006/main" noChangeAspect="1"/>
             </wp:cNvGraphicFramePr>
@@ -8792,7 +9113,7 @@
                   <pic:spPr bwMode="auto">
                     <a:xfrm>
                       <a:off x="0" y="0"/>
-                      <a:ext cx="5762625" cy="2219325"/>
+                      <a:ext cx="2011680" cy="2438400"/>
                     </a:xfrm>
                     <a:prstGeom prst="rect">
                       <a:avLst/>
@@ -9871,6 +10192,69 @@
     </w:tbl>
     <w:p>
       <w:pPr>
+        <w:spacing w:after="60" w:before="160"/>
+        <w:jc w:val="center"/>
+      </w:pPr>
+      <w:r>
+        <w:drawing>
+          <wp:inline distT="0" distB="0" distL="0" distR="0">
+            <wp:extent cx="2011680" cy="4450080"/>
+            <wp:effectExtent t="0" r="0" b="0" l="0"/>
+            <wp:docPr id="902" name="" descr="" title=""/>
+            <wp:cNvGraphicFramePr>
+              <a:graphicFrameLocks xmlns:a="http://schemas.openxmlformats.org/drawingml/2006/main" noChangeAspect="1"/>
+            </wp:cNvGraphicFramePr>
+            <a:graphic xmlns:a="http://schemas.openxmlformats.org/drawingml/2006/main">
+              <a:graphicData uri="http://schemas.openxmlformats.org/drawingml/2006/picture">
+                <pic:pic xmlns:pic="http://schemas.openxmlformats.org/drawingml/2006/picture">
+                  <pic:nvPicPr>
+                    <pic:cNvPr id="802" name="" descr=""/>
+                    <pic:cNvPicPr>
+                      <a:picLocks noChangeAspect="1" noChangeArrowheads="1"/>
+                    </pic:cNvPicPr>
+                  </pic:nvPicPr>
+                  <pic:blipFill>
+                    <a:blip r:embed="rId102" cstate="none"/>
+                    <a:srcRect/>
+                    <a:stretch>
+                      <a:fillRect/>
+                    </a:stretch>
+                  </pic:blipFill>
+                  <pic:spPr bwMode="auto">
+                    <a:xfrm>
+                      <a:off x="0" y="0"/>
+                      <a:ext cx="2011680" cy="4450080"/>
+                    </a:xfrm>
+                    <a:prstGeom prst="rect">
+                      <a:avLst/>
+                    </a:prstGeom>
+                  </pic:spPr>
+                </pic:pic>
+              </a:graphicData>
+            </a:graphic>
+          </wp:inline>
+        </w:drawing>
+      </w:r>
+    </w:p>
+    <w:p>
+      <w:pPr>
+        <w:spacing w:after="220"/>
+        <w:jc w:val="center"/>
+      </w:pPr>
+      <w:r>
+        <w:rPr>
+          <w:rFonts w:ascii="Times New Roman" w:cs="Times New Roman" w:eastAsia="Times New Roman" w:hAnsi="Times New Roman"/>
+          <w:i/>
+          <w:iCs/>
+          <w:color w:val="555555"/>
+          <w:sz w:val="19"/>
+          <w:szCs w:val="19"/>
+        </w:rPr>
+        <w:t xml:space="preserve">Рисунок 10 — Блок «10. Целевое время»: цель по времени и разрешённые рычаги регулировки</w:t>
+      </w:r>
+    </w:p>
+    <w:p>
+      <w:pPr>
         <w:spacing w:after="120"/>
       </w:pPr>
     </w:p>
@@ -9999,7 +10383,17 @@
         </w:rPr>
         <w:t xml:space="preserve">Цель достигнута </w:t>
       </w:r>
-      <text>— зелёное сообщение с указанием фактически получившегося времени и небольшим отклонением от цели в процентах.</text>
+      <w:r>
+        <w:rPr>
+          <w:rFonts w:ascii="Times New Roman" w:cs="Times New Roman" w:eastAsia="Times New Roman" w:hAnsi="Times New Roman"/>
+          <w:i/>
+          <w:iCs/>
+          <w:color w:val="2B3A55"/>
+          <w:sz w:val="23"/>
+          <w:szCs w:val="23"/>
+        </w:rPr>
+        <w:t xml:space="preserve">— зелёное сообщение с указанием фактически получившегося времени и небольшим отклонением от цели в процентах.</w:t>
+      </w:r>
     </w:p>
     <w:p>
       <w:pPr>
@@ -10020,7 +10414,14 @@
         </w:rPr>
         <w:t xml:space="preserve">Цель недостижима разрешёнными рычагами </w:t>
       </w:r>
-      <text>— программа прямо называет минимально возможное время при текущих ограничениях и подсказывает, какой ещё рычаг стоит разрешить, чтобы ускориться дальше.</text>
+      <w:r>
+        <w:rPr>
+          <w:rFonts w:ascii="Times New Roman" w:cs="Times New Roman" w:eastAsia="Times New Roman" w:hAnsi="Times New Roman"/>
+          <w:sz w:val="22"/>
+          <w:szCs w:val="22"/>
+        </w:rPr>
+        <w:t xml:space="preserve">— программа прямо называет минимально возможное время при текущих ограничениях и подсказывает, какой ещё рычаг стоит разрешить, чтобы ускориться дальше.</w:t>
+      </w:r>
     </w:p>
     <w:tbl>
       <w:tblPr>
@@ -10382,9 +10783,9 @@
       <w:r>
         <w:drawing>
           <wp:inline distT="0" distB="0" distL="0" distR="0">
-            <wp:extent cx="5400675" cy="3095625"/>
+            <wp:extent cx="5762625" cy="2980668"/>
             <wp:effectExtent t="0" r="0" b="0" l="0"/>
-            <wp:docPr id="1" name="" descr="" title=""/>
+            <wp:docPr id="6" name="" descr="" title=""/>
             <wp:cNvGraphicFramePr>
               <a:graphicFrameLocks xmlns:a="http://schemas.openxmlformats.org/drawingml/2006/main" noChangeAspect="1"/>
             </wp:cNvGraphicFramePr>
@@ -10407,7 +10808,7 @@
                   <pic:spPr bwMode="auto">
                     <a:xfrm>
                       <a:off x="0" y="0"/>
-                      <a:ext cx="5400675" cy="3095625"/>
+                      <a:ext cx="5762625" cy="2980668"/>
                     </a:xfrm>
                     <a:prstGeom prst="rect">
                       <a:avLst/>
@@ -11546,7 +11947,7 @@
           <wp:inline distT="0" distB="0" distL="0" distR="0">
             <wp:extent cx="3962400" cy="4562475"/>
             <wp:effectExtent t="0" r="0" b="0" l="0"/>
-            <wp:docPr id="1" name="" descr="" title=""/>
+            <wp:docPr id="7" name="" descr="" title=""/>
             <wp:cNvGraphicFramePr>
               <a:graphicFrameLocks xmlns:a="http://schemas.openxmlformats.org/drawingml/2006/main" noChangeAspect="1"/>
             </wp:cNvGraphicFramePr>
@@ -11901,7 +12302,15 @@
         </w:rPr>
         <w:t xml:space="preserve">Сохранение: </w:t>
       </w:r>
-      <text>введите имя профиля (например, «Фланец, нержавейка, C750») и заметку, при желании укажите замеры валика из калибровки, нажмите «💾 Сохранить профиль .json» — файл скачается на компьютер.</text>
+      <w:r>
+        <w:rPr>
+          <w:rFonts w:ascii="Times New Roman" w:cs="Times New Roman" w:eastAsia="Times New Roman" w:hAnsi="Times New Roman"/>
+          <w:color w:val="2E5FA3"/>
+          <w:sz w:val="21"/>
+          <w:szCs w:val="21"/>
+        </w:rPr>
+        <w:t xml:space="preserve">введите имя профиля (например, «Фланец, нержавейка, C750») и заметку, при желании укажите замеры валика из калибровки, нажмите «💾 Сохранить профиль .json» — файл скачается на компьютер.</w:t>
+      </w:r>
     </w:p>
     <w:p>
       <w:pPr>
@@ -11922,7 +12331,77 @@
         </w:rPr>
         <w:t xml:space="preserve">Загрузка: </w:t>
       </w:r>
-      <text>нажмите «Загрузить профиль .json», выберите ранее сохранённый файл — программа покажет его имя, заметку и полный текст настроек, которые можно скопировать во вкладку «JSON» для применения.</text>
+      <w:r>
+        <w:rPr>
+          <w:rFonts w:ascii="Times New Roman" w:cs="Times New Roman" w:eastAsia="Times New Roman" w:hAnsi="Times New Roman"/>
+          <w:sz w:val="22"/>
+          <w:szCs w:val="22"/>
+        </w:rPr>
+        <w:t xml:space="preserve">нажмите «Загрузить профиль .json», выберите ранее сохранённый файл — программа покажет его имя, заметку и полный текст настроек, которые можно скопировать во вкладку «JSON» для применения.</w:t>
+      </w:r>
+    </w:p>
+    <w:p>
+      <w:pPr>
+        <w:spacing w:after="60" w:before="160"/>
+        <w:jc w:val="center"/>
+      </w:pPr>
+      <w:r>
+        <w:drawing>
+          <wp:inline distT="0" distB="0" distL="0" distR="0">
+            <wp:extent cx="5762625" cy="2600209"/>
+            <wp:effectExtent t="0" r="0" b="0" l="0"/>
+            <wp:docPr id="905" name="" descr="" title=""/>
+            <wp:cNvGraphicFramePr>
+              <a:graphicFrameLocks xmlns:a="http://schemas.openxmlformats.org/drawingml/2006/main" noChangeAspect="1"/>
+            </wp:cNvGraphicFramePr>
+            <a:graphic xmlns:a="http://schemas.openxmlformats.org/drawingml/2006/main">
+              <a:graphicData uri="http://schemas.openxmlformats.org/drawingml/2006/picture">
+                <pic:pic xmlns:pic="http://schemas.openxmlformats.org/drawingml/2006/picture">
+                  <pic:nvPicPr>
+                    <pic:cNvPr id="805" name="" descr=""/>
+                    <pic:cNvPicPr>
+                      <a:picLocks noChangeAspect="1" noChangeArrowheads="1"/>
+                    </pic:cNvPicPr>
+                  </pic:nvPicPr>
+                  <pic:blipFill>
+                    <a:blip r:embed="rId105" cstate="none"/>
+                    <a:srcRect/>
+                    <a:stretch>
+                      <a:fillRect/>
+                    </a:stretch>
+                  </pic:blipFill>
+                  <pic:spPr bwMode="auto">
+                    <a:xfrm>
+                      <a:off x="0" y="0"/>
+                      <a:ext cx="5762625" cy="2600209"/>
+                    </a:xfrm>
+                    <a:prstGeom prst="rect">
+                      <a:avLst/>
+                    </a:prstGeom>
+                  </pic:spPr>
+                </pic:pic>
+              </a:graphicData>
+            </a:graphic>
+          </wp:inline>
+        </w:drawing>
+      </w:r>
+    </w:p>
+    <w:p>
+      <w:pPr>
+        <w:spacing w:after="220"/>
+        <w:jc w:val="center"/>
+      </w:pPr>
+      <w:r>
+        <w:rPr>
+          <w:rFonts w:ascii="Times New Roman" w:cs="Times New Roman" w:eastAsia="Times New Roman" w:hAnsi="Times New Roman"/>
+          <w:i/>
+          <w:iCs/>
+          <w:color w:val="555555"/>
+          <w:sz w:val="19"/>
+          <w:szCs w:val="19"/>
+        </w:rPr>
+        <w:t xml:space="preserve">Рисунок 13 — Вкладка «Профили и журнал»: сохранение и загрузка именованного профиля режима</w:t>
+      </w:r>
     </w:p>
     <w:p>
       <w:pPr>
@@ -13459,7 +13938,7 @@
           <wp:inline distT="0" distB="0" distL="0" distR="0">
             <wp:extent cx="4143375" cy="3257550"/>
             <wp:effectExtent t="0" r="0" b="0" l="0"/>
-            <wp:docPr id="1" name="" descr="" title=""/>
+            <wp:docPr id="8" name="" descr="" title=""/>
             <wp:cNvGraphicFramePr>
               <a:graphicFrameLocks xmlns:a="http://schemas.openxmlformats.org/drawingml/2006/main" noChangeAspect="1"/>
             </wp:cNvGraphicFramePr>
@@ -14499,7 +14978,17 @@
         </w:rPr>
         <w:t xml:space="preserve">Всегда используйте Мастер калибровки по одному валику </w:t>
       </w:r>
-      <text>(раздел 4.6) при смене материала, диаметра проволоки или значимом изменении геометрии — не полагайтесь на «примерно так же, как в прошлый раз».</text>
+      <w:r>
+        <w:rPr>
+          <w:rFonts w:ascii="Times New Roman" w:cs="Times New Roman" w:eastAsia="Times New Roman" w:hAnsi="Times New Roman"/>
+          <w:i/>
+          <w:iCs/>
+          <w:color w:val="555555"/>
+          <w:sz w:val="19"/>
+          <w:szCs w:val="19"/>
+        </w:rPr>
+        <w:t xml:space="preserve">(раздел 4.6) при смене материала, диаметра проволоки или значимом изменении геометрии — не полагайтесь на «примерно так же, как в прошлый раз».</w:t>
+      </w:r>
     </w:p>
     <w:p>
       <w:pPr>
@@ -14520,7 +15009,14 @@
         </w:rPr>
         <w:t xml:space="preserve">Включайте компенсацию подачи по радиусу </w:t>
       </w:r>
-      <text>(раздел 4.7) для любой детали, где наплавка идёт кольцами существенно разного диаметра — дисков, фланцев, воронок.</text>
+      <w:r>
+        <w:rPr>
+          <w:rFonts w:ascii="Times New Roman" w:cs="Times New Roman" w:eastAsia="Times New Roman" w:hAnsi="Times New Roman"/>
+          <w:sz w:val="22"/>
+          <w:szCs w:val="22"/>
+        </w:rPr>
+        <w:t xml:space="preserve">(раздел 4.7) для любой детали, где наплавка идёт кольцами существенно разного диаметра — дисков, фланцев, воронок.</w:t>
+      </w:r>
     </w:p>
     <w:p>
       <w:pPr>
@@ -14541,7 +15037,14 @@
         </w:rPr>
         <w:t xml:space="preserve">Включайте тепловые выдержки </w:t>
       </w:r>
-      <text>(раздел 4.8) для деталей переменного сечения — там, где узкие участки чередуются с широкими.</text>
+      <w:r>
+        <w:rPr>
+          <w:rFonts w:ascii="Times New Roman" w:cs="Times New Roman" w:eastAsia="Times New Roman" w:hAnsi="Times New Roman"/>
+          <w:sz w:val="22"/>
+          <w:szCs w:val="22"/>
+        </w:rPr>
+        <w:t xml:space="preserve">(раздел 4.8) для деталей переменного сечения — там, где узкие участки чередуются с широкими.</w:t>
+      </w:r>
     </w:p>
     <w:p>
       <w:pPr>
@@ -14562,7 +15065,14 @@
         </w:rPr>
         <w:t xml:space="preserve">Не отключайте нижний и верхний лимиты тока </w:t>
       </w:r>
-      <text>даже при использовании других способов регулировки — это последний рубеж защиты от опасного режима.</text>
+      <w:r>
+        <w:rPr>
+          <w:rFonts w:ascii="Times New Roman" w:cs="Times New Roman" w:eastAsia="Times New Roman" w:hAnsi="Times New Roman"/>
+          <w:sz w:val="22"/>
+          <w:szCs w:val="22"/>
+        </w:rPr>
+        <w:t xml:space="preserve">даже при использовании других способов регулировки — это последний рубеж защиты от опасного режима.</w:t>
+      </w:r>
     </w:p>
     <w:p>
       <w:pPr>
@@ -14583,7 +15093,14 @@
         </w:rPr>
         <w:t xml:space="preserve">Сохраняйте профили удачных режимов </w:t>
       </w:r>
-      <text>(раздел 4.13) сразу после того, как деталь подтвердила расчёт по факту — это экономит часы в следующий раз.</text>
+      <w:r>
+        <w:rPr>
+          <w:rFonts w:ascii="Times New Roman" w:cs="Times New Roman" w:eastAsia="Times New Roman" w:hAnsi="Times New Roman"/>
+          <w:sz w:val="22"/>
+          <w:szCs w:val="22"/>
+        </w:rPr>
+        <w:t xml:space="preserve">(раздел 4.13) сразу после того, как деталь подтвердила расчёт по факту — это экономит часы в следующий раз.</w:t>
+      </w:r>
     </w:p>
     <w:p>
       <w:pPr>
